--- a/tests/Kookerella.FsWordDsl.Tests/Examples/MultipleSections/output.docx
+++ b/tests/Kookerella.FsWordDsl.Tests/Examples/MultipleSections/output.docx
@@ -14,12 +14,25 @@
       </w:r>
     </w:p>
     <w:p>
+      <w:pPr>
+        <w:sectPr>
+          <w:type w:val="continuous"/>
+          <w:pgSz w:w="15840" w:h="12240" w:orient="landscape"/>
+          <w:pgMar w:top="1440" w:right="1440" w:bottom="1440" w:left="1440" w:header="720" w:footer="720" w:gutter="0"/>
+        </w:sectPr>
+      </w:pPr>
       <w:r>
-        <w:t>Section 2 - landscape.</w:t>
+        <w:t>Section 2 - landscape, continuous break (no page break from section 1).</w:t>
+      </w:r>
+    </w:p>
+    <w:p>
+      <w:r>
+        <w:t>Section 3 - portrait again, starts on the next odd page.</w:t>
       </w:r>
     </w:p>
     <w:sectPr>
-      <w:pgSz w:w="15840" w:h="12240" w:orient="landscape"/>
+      <w:type w:val="oddPage"/>
+      <w:pgSz w:w="12240" w:h="15840"/>
       <w:pgMar w:top="1440" w:right="1440" w:bottom="1440" w:left="1440" w:header="720" w:footer="720" w:gutter="0"/>
     </w:sectPr>
   </w:body>
@@ -104,5 +117,33 @@
       <w:u w:val="single"/>
     </w:rPr>
   </w:style>
+  <w:style w:type="character" w:styleId="FootnoteReference">
+    <w:name w:val="footnote reference"/>
+    <w:rPr>
+      <w:vertAlign w:val="superscript"/>
+    </w:rPr>
+  </w:style>
+  <w:style w:type="character" w:styleId="EndnoteReference">
+    <w:name w:val="endnote reference"/>
+    <w:rPr>
+      <w:vertAlign w:val="superscript"/>
+    </w:rPr>
+  </w:style>
+  <w:style w:type="paragraph" w:styleId="FootnoteText">
+    <w:name w:val="footnote text"/>
+    <w:basedOn w:val="Normal"/>
+    <w:rPr>
+      <w:sz w:val="20"/>
+      <w:szCs w:val="20"/>
+    </w:rPr>
+  </w:style>
+  <w:style w:type="paragraph" w:styleId="EndnoteText">
+    <w:name w:val="endnote text"/>
+    <w:basedOn w:val="Normal"/>
+    <w:rPr>
+      <w:sz w:val="20"/>
+      <w:szCs w:val="20"/>
+    </w:rPr>
+  </w:style>
 </w:styles>
 </file>